--- a/Sprint20260921-20261002/HERO-69248_20260930_120214.docx
+++ b/Sprint20260921-20261002/HERO-69248_20260930_120214.docx
@@ -1026,263 +1026,6 @@
         <w:t>2. Both overlapping periods are saved in the Period Set.</w:t>
       </w:r>
     </w:p>
-    <w:p>
-      <w:pPr>
-        <w:spacing w:before="200" w:after="120"/>
-      </w:pPr>
-      <w:r>
-        <w:rPr>
-          <w:rFonts w:ascii="Arial" w:hAnsi="Arial" w:eastAsia="Arial" w:cs="Arial"/>
-          <w:b/>
-          <w:color w:val="000000"/>
-          <w:sz w:val="26"/>
-          <w:u w:val="single"/>
-        </w:rPr>
-        <w:t>Appendix</w:t>
-      </w:r>
-    </w:p>
-    <w:p>
-      <w:pPr>
-        <w:spacing w:before="0" w:after="80"/>
-      </w:pPr>
-      <w:r>
-        <w:rPr>
-          <w:rFonts w:ascii="Arial" w:hAnsi="Arial" w:eastAsia="Arial" w:cs="Arial"/>
-          <w:b/>
-          <w:color w:val="000000"/>
-          <w:sz w:val="20"/>
-          <w:u w:val="none"/>
-        </w:rPr>
-        <w:t>Issue Key:</w:t>
-      </w:r>
-      <w:r>
-        <w:rPr>
-          <w:rFonts w:ascii="Arial" w:hAnsi="Arial" w:eastAsia="Arial" w:cs="Arial"/>
-          <w:b w:val="0"/>
-          <w:color w:val="000000"/>
-          <w:sz w:val="20"/>
-          <w:u w:val="none"/>
-        </w:rPr>
-        <w:t xml:space="preserve"> HERO-69248</w:t>
-      </w:r>
-    </w:p>
-    <w:p>
-      <w:pPr>
-        <w:spacing w:before="0" w:after="80"/>
-      </w:pPr>
-      <w:r>
-        <w:rPr>
-          <w:rFonts w:ascii="Arial" w:hAnsi="Arial" w:eastAsia="Arial" w:cs="Arial"/>
-          <w:b/>
-          <w:color w:val="000000"/>
-          <w:sz w:val="20"/>
-          <w:u w:val="none"/>
-        </w:rPr>
-        <w:t>Summary:</w:t>
-      </w:r>
-      <w:r>
-        <w:rPr>
-          <w:rFonts w:ascii="Arial" w:hAnsi="Arial" w:eastAsia="Arial" w:cs="Arial"/>
-          <w:b w:val="0"/>
-          <w:color w:val="000000"/>
-          <w:sz w:val="20"/>
-          <w:u w:val="none"/>
-        </w:rPr>
-        <w:t xml:space="preserve"> TMS 2.0 - Period Set Lookup overlap check ignores seconds</w:t>
-      </w:r>
-    </w:p>
-    <w:p>
-      <w:pPr>
-        <w:spacing w:before="0" w:after="80"/>
-      </w:pPr>
-      <w:r>
-        <w:rPr>
-          <w:rFonts w:ascii="Arial" w:hAnsi="Arial" w:eastAsia="Arial" w:cs="Arial"/>
-          <w:b/>
-          <w:color w:val="000000"/>
-          <w:sz w:val="20"/>
-          <w:u w:val="none"/>
-        </w:rPr>
-        <w:t>Component:</w:t>
-      </w:r>
-      <w:r>
-        <w:rPr>
-          <w:rFonts w:ascii="Arial" w:hAnsi="Arial" w:eastAsia="Arial" w:cs="Arial"/>
-          <w:b w:val="0"/>
-          <w:color w:val="000000"/>
-          <w:sz w:val="20"/>
-          <w:u w:val="none"/>
-        </w:rPr>
-        <w:t xml:space="preserve"> RESERVATION</w:t>
-      </w:r>
-    </w:p>
-    <w:p>
-      <w:pPr>
-        <w:spacing w:before="0" w:after="80"/>
-      </w:pPr>
-      <w:r>
-        <w:rPr>
-          <w:rFonts w:ascii="Arial" w:hAnsi="Arial" w:eastAsia="Arial" w:cs="Arial"/>
-          <w:b/>
-          <w:color w:val="000000"/>
-          <w:sz w:val="20"/>
-          <w:u w:val="none"/>
-        </w:rPr>
-        <w:t>Sprint:</w:t>
-      </w:r>
-      <w:r>
-        <w:rPr>
-          <w:rFonts w:ascii="Arial" w:hAnsi="Arial" w:eastAsia="Arial" w:cs="Arial"/>
-          <w:b w:val="0"/>
-          <w:color w:val="000000"/>
-          <w:sz w:val="20"/>
-          <w:u w:val="none"/>
-        </w:rPr>
-        <w:t xml:space="preserve"> TMS - 20260921-20261002</w:t>
-      </w:r>
-    </w:p>
-    <w:p>
-      <w:pPr>
-        <w:spacing w:before="0" w:after="80"/>
-      </w:pPr>
-      <w:r>
-        <w:rPr>
-          <w:rFonts w:ascii="Arial" w:hAnsi="Arial" w:eastAsia="Arial" w:cs="Arial"/>
-          <w:b/>
-          <w:color w:val="000000"/>
-          <w:sz w:val="20"/>
-          <w:u w:val="none"/>
-        </w:rPr>
-        <w:t>Acceptance Criteria (from JIRA):</w:t>
-      </w:r>
-    </w:p>
-    <w:p>
-      <w:pPr>
-        <w:spacing w:before="0" w:after="40"/>
-        <w:ind w:left="360" w:hanging="240"/>
-      </w:pPr>
-      <w:r>
-        <w:rPr>
-          <w:rFonts w:ascii="Arial" w:hAnsi="Arial" w:eastAsia="Arial" w:cs="Arial"/>
-          <w:b w:val="0"/>
-          <w:color w:val="000000"/>
-          <w:sz w:val="20"/>
-          <w:u w:val="none"/>
-        </w:rPr>
-        <w:t>1. When Allow Overlapped Period is set to No, a period that starts one second after another period ends can be saved in the same period set (for example Breakfast ending at 12:00:00 and Lunch starting at 12:00:01 are no longer treated as overlapped).</w:t>
-      </w:r>
-    </w:p>
-    <w:p>
-      <w:pPr>
-        <w:spacing w:before="0" w:after="40"/>
-        <w:ind w:left="360" w:hanging="240"/>
-      </w:pPr>
-      <w:r>
-        <w:rPr>
-          <w:rFonts w:ascii="Arial" w:hAnsi="Arial" w:eastAsia="Arial" w:cs="Arial"/>
-          <w:b w:val="0"/>
-          <w:color w:val="000000"/>
-          <w:sz w:val="20"/>
-          <w:u w:val="none"/>
-        </w:rPr>
-        <w:t>2. Two periods that meet on the same second, such as one ending at 12:00:00 and the next starting at 12:00:00, are still not allowed.</w:t>
-      </w:r>
-    </w:p>
-    <w:p>
-      <w:pPr>
-        <w:spacing w:before="0" w:after="40"/>
-        <w:ind w:left="360" w:hanging="240"/>
-      </w:pPr>
-      <w:r>
-        <w:rPr>
-          <w:rFonts w:ascii="Arial" w:hAnsi="Arial" w:eastAsia="Arial" w:cs="Arial"/>
-          <w:b w:val="0"/>
-          <w:color w:val="000000"/>
-          <w:sz w:val="20"/>
-          <w:u w:val="none"/>
-        </w:rPr>
-        <w:t>3. Setup: Admin &gt; Table Management System &gt; System Configuration sets Allow Overlapped Period to No; Admin &gt; Outlet &gt; Periods confirms start and end times include seconds; Admin &gt; Table Management System &gt; Period Sets saves Lunch ending at 18:00:00 and Dinner starting at 18:00:01 together without the alert.</w:t>
-      </w:r>
-    </w:p>
-    <w:p>
-      <w:pPr>
-        <w:spacing w:before="0" w:after="80"/>
-      </w:pPr>
-      <w:r>
-        <w:rPr>
-          <w:rFonts w:ascii="Arial" w:hAnsi="Arial" w:eastAsia="Arial" w:cs="Arial"/>
-          <w:b/>
-          <w:color w:val="000000"/>
-          <w:sz w:val="20"/>
-          <w:u w:val="none"/>
-        </w:rPr>
-        <w:t>Regression Scope:</w:t>
-      </w:r>
-    </w:p>
-    <w:p>
-      <w:pPr>
-        <w:spacing w:before="0" w:after="40"/>
-        <w:ind w:left="360" w:hanging="240"/>
-      </w:pPr>
-      <w:r>
-        <w:rPr>
-          <w:rFonts w:ascii="Arial" w:hAnsi="Arial" w:eastAsia="Arial" w:cs="Arial"/>
-          <w:b w:val="0"/>
-          <w:color w:val="000000"/>
-          <w:sz w:val="20"/>
-          <w:u w:val="none"/>
-        </w:rPr>
-        <w:t>1. Period Set overlap validation under Allow Overlapped Period = No, including second-level boundaries and genuine overlaps.</w:t>
-      </w:r>
-    </w:p>
-    <w:p>
-      <w:pPr>
-        <w:spacing w:before="0" w:after="40"/>
-        <w:ind w:left="360" w:hanging="240"/>
-      </w:pPr>
-      <w:r>
-        <w:rPr>
-          <w:rFonts w:ascii="Arial" w:hAnsi="Arial" w:eastAsia="Arial" w:cs="Arial"/>
-          <w:b w:val="0"/>
-          <w:color w:val="000000"/>
-          <w:sz w:val="20"/>
-          <w:u w:val="none"/>
-        </w:rPr>
-        <w:t>2. Period Set saving under Allow Overlapped Period = Yes.</w:t>
-      </w:r>
-    </w:p>
-    <w:p>
-      <w:pPr>
-        <w:spacing w:before="0" w:after="40"/>
-        <w:ind w:left="360" w:hanging="240"/>
-      </w:pPr>
-      <w:r>
-        <w:rPr>
-          <w:rFonts w:ascii="Arial" w:hAnsi="Arial" w:eastAsia="Arial" w:cs="Arial"/>
-          <w:b w:val="0"/>
-          <w:color w:val="000000"/>
-          <w:sz w:val="20"/>
-          <w:u w:val="none"/>
-        </w:rPr>
-        <w:t>3. Period time maintenance in Admin &gt; Outlet &gt; Periods with second-level times.</w:t>
-      </w:r>
-    </w:p>
-    <w:p>
-      <w:pPr>
-        <w:spacing w:before="0" w:after="40"/>
-        <w:ind w:left="360" w:hanging="240"/>
-      </w:pPr>
-      <w:r>
-        <w:rPr>
-          <w:rFonts w:ascii="Arial" w:hAnsi="Arial" w:eastAsia="Arial" w:cs="Arial"/>
-          <w:b w:val="0"/>
-          <w:color w:val="000000"/>
-          <w:sz w:val="20"/>
-          <w:u w:val="none"/>
-        </w:rPr>
-        <w:t>4. Functional testing only; no compatibility or performance testing included.</w:t>
-      </w:r>
-    </w:p>
     <w:sectPr>
       <w:pgSz w:w="12240" w:h="15840"/>
       <w:pgMar w:top="1440" w:right="1800" w:bottom="1440" w:left="1800" w:header="720" w:footer="720" w:gutter="0"/>
